--- a/companies/calderwood-partners/People/2008.03.08 - Onboarding - Deborah Allen.docx
+++ b/companies/calderwood-partners/People/2008.03.08 - Onboarding - Deborah Allen.docx
@@ -7,27 +7,27 @@
         <w:pStyle w:val="Heading1"/>
       </w:pPr>
       <w:r>
-        <w:t>Onboarding record: Deborah Allen</w:t>
+        <w:t>Onboarding Record: Deborah Allen</w:t>
       </w:r>
     </w:p>
     <w:p>
       <w:r>
-        <w:t>Deborah Allen joins the Advisory practice as a Consultant, effective this week. Her strength is structured analysis and modeling, and that is where we will point her first: taking the problems that arrive tangled and making them legible enough to argue about. To begin with she will carry the analytical spine on the engagements she is placed on rather than manage them, which is the right expectation at her stage and the fastest way for her to learn how we run a file.</w:t>
+        <w:t>Welcome to Calderwood Partners, Deborah Allen. This note is the firm's short, formal record of your arrival, and its only purpose is to set down clearly where you sit and what the first weeks are for. You join us as a Consultant in the Advisory practice, the seat closest to the evidence, where the questions a client actually pays us to answer are turned into clean data and defensible exhibits rather than into assurances that will not survive the first hard look.</w:t>
       </w:r>
     </w:p>
     <w:p>
       <w:r>
-        <w:t>She reports to Jason Torres, Principal, who will assign her to live work as it comes up. For the first stretch expect her to be shared across two engagements rather than dedicated to one; that is the ordinary pattern for a consultant here and not a sign that either team has the lesser claim on her time. Where the two pull against each other, Jason settles it. She should feel free to say when the combined load is genuinely too much, and to say it early; we can rebalance her, but only if we know.</w:t>
+        <w:t>The work you will do is the foundation everything else in an engagement stands on: reconciling a client's own numbers until neither side has to argue about the denominator later, building the exhibits that end up in a status pack or a briefing deck, and, most valuable of all, flagging an assumption plainly instead of letting it settle quietly into a conclusion where no one can find it again. You will report to Jason Torres, Principal, who assigns the analytical staff across our live engagements and will be the first person to review what you produce.</w:t>
       </w:r>
     </w:p>
     <w:p>
       <w:r>
-        <w:t>On the practical side, her workspace is on the analyst floor with the rest of the Advisory staff, and systems and expense setup run through Operations in the first days. She should treat the opening week as reading time on the closed files before she is pulled onto anything live, so that she comes to her first assignment already knowing how the firm frames a problem. If she finds a data question that no one on her teams can answer, we would rather she raise it than model around it quietly.</w:t>
+        <w:t>In your first weeks I would ask you to hold to one discipline above the others, which is that a caveated answer that will hold is worth a great deal more to this firm than a tidy one that will not, and you will never be faulted here for labeling something uncertain that genuinely is. Your accounts and workspace will be ready on your first day, an engagement manager will fold you into a live workstream quickly so that you learn our standards on real numbers, and you should ask your questions early and often, because nothing in your first month is a test you are meant to pass unaided.</w:t>
       </w:r>
     </w:p>
     <w:p>
       <w:r>
-        <w:t>Deborah tends to keep her own view to a short closing note, which suits how we work: the analysis should carry the argument, and the recommendation should be legible without anyone having to raise a voice for it. Julie Ramsey will look in on her first review with Jason, as is standard for a new consultant, and will read a piece or two of her early work while the habits are still forming.</w:t>
+        <w:t>Please make your first task a short meeting with Jason Torres, who will hand you your opening assignment and tell you how he likes an analysis documented; anything that sits outside that conversation you are welcome to bring to me, Julie Ramsey, at any time.</w:t>
       </w:r>
     </w:p>
     <w:sectPr>
